--- a/Lab_4/report/ВЕБ_КН-2327Б_Багрій-Белз_ЛР-4.docx
+++ b/Lab_4/report/ВЕБ_КН-2327Б_Багрій-Белз_ЛР-4.docx
@@ -152,7 +152,7 @@
       <w:r>
         <w:drawing>
           <wp:inline xmlns:a="http://schemas.openxmlformats.org/drawingml/2006/main" xmlns:pic="http://schemas.openxmlformats.org/drawingml/2006/picture">
-            <wp:extent cx="6480000" cy="4353750"/>
+            <wp:extent cx="6480000" cy="3642155"/>
             <wp:docPr id="1" name="Picture 1"/>
             <wp:cNvGraphicFramePr>
               <a:graphicFrameLocks noChangeAspect="1"/>
@@ -173,7 +173,7 @@
                   <pic:spPr>
                     <a:xfrm>
                       <a:off x="0" y="0"/>
-                      <a:ext cx="6480000" cy="4353750"/>
+                      <a:ext cx="6480000" cy="3642155"/>
                     </a:xfrm>
                     <a:prstGeom prst="rect"/>
                   </pic:spPr>
@@ -192,7 +192,7 @@
       <w:r>
         <w:drawing>
           <wp:inline xmlns:a="http://schemas.openxmlformats.org/drawingml/2006/main" xmlns:pic="http://schemas.openxmlformats.org/drawingml/2006/picture">
-            <wp:extent cx="6480000" cy="4353750"/>
+            <wp:extent cx="6480000" cy="3642155"/>
             <wp:docPr id="2" name="Picture 2"/>
             <wp:cNvGraphicFramePr>
               <a:graphicFrameLocks noChangeAspect="1"/>
@@ -213,7 +213,7 @@
                   <pic:spPr>
                     <a:xfrm>
                       <a:off x="0" y="0"/>
-                      <a:ext cx="6480000" cy="4353750"/>
+                      <a:ext cx="6480000" cy="3642155"/>
                     </a:xfrm>
                     <a:prstGeom prst="rect"/>
                   </pic:spPr>
@@ -680,7 +680,7 @@
       <w:r>
         <w:drawing>
           <wp:inline xmlns:a="http://schemas.openxmlformats.org/drawingml/2006/main" xmlns:pic="http://schemas.openxmlformats.org/drawingml/2006/picture">
-            <wp:extent cx="6480000" cy="4353750"/>
+            <wp:extent cx="6480000" cy="3642155"/>
             <wp:docPr id="3" name="Picture 3"/>
             <wp:cNvGraphicFramePr>
               <a:graphicFrameLocks noChangeAspect="1"/>
@@ -701,7 +701,7 @@
                   <pic:spPr>
                     <a:xfrm>
                       <a:off x="0" y="0"/>
-                      <a:ext cx="6480000" cy="4353750"/>
+                      <a:ext cx="6480000" cy="3642155"/>
                     </a:xfrm>
                     <a:prstGeom prst="rect"/>
                   </pic:spPr>
@@ -720,7 +720,7 @@
       <w:r>
         <w:drawing>
           <wp:inline xmlns:a="http://schemas.openxmlformats.org/drawingml/2006/main" xmlns:pic="http://schemas.openxmlformats.org/drawingml/2006/picture">
-            <wp:extent cx="6480000" cy="4353750"/>
+            <wp:extent cx="6480000" cy="3642155"/>
             <wp:docPr id="4" name="Picture 4"/>
             <wp:cNvGraphicFramePr>
               <a:graphicFrameLocks noChangeAspect="1"/>
@@ -741,7 +741,7 @@
                   <pic:spPr>
                     <a:xfrm>
                       <a:off x="0" y="0"/>
-                      <a:ext cx="6480000" cy="4353750"/>
+                      <a:ext cx="6480000" cy="3642155"/>
                     </a:xfrm>
                     <a:prstGeom prst="rect"/>
                   </pic:spPr>
@@ -894,7 +894,7 @@
       <w:r>
         <w:drawing>
           <wp:inline xmlns:a="http://schemas.openxmlformats.org/drawingml/2006/main" xmlns:pic="http://schemas.openxmlformats.org/drawingml/2006/picture">
-            <wp:extent cx="6480000" cy="4353750"/>
+            <wp:extent cx="6480000" cy="3642155"/>
             <wp:docPr id="5" name="Picture 5"/>
             <wp:cNvGraphicFramePr>
               <a:graphicFrameLocks noChangeAspect="1"/>
@@ -915,7 +915,7 @@
                   <pic:spPr>
                     <a:xfrm>
                       <a:off x="0" y="0"/>
-                      <a:ext cx="6480000" cy="4353750"/>
+                      <a:ext cx="6480000" cy="3642155"/>
                     </a:xfrm>
                     <a:prstGeom prst="rect"/>
                   </pic:spPr>
@@ -934,7 +934,7 @@
       <w:r>
         <w:drawing>
           <wp:inline xmlns:a="http://schemas.openxmlformats.org/drawingml/2006/main" xmlns:pic="http://schemas.openxmlformats.org/drawingml/2006/picture">
-            <wp:extent cx="6480000" cy="4353750"/>
+            <wp:extent cx="6480000" cy="3642155"/>
             <wp:docPr id="6" name="Picture 6"/>
             <wp:cNvGraphicFramePr>
               <a:graphicFrameLocks noChangeAspect="1"/>
@@ -943,7 +943,7 @@
               <a:graphicData uri="http://schemas.openxmlformats.org/drawingml/2006/picture">
                 <pic:pic>
                   <pic:nvPicPr>
-                    <pic:cNvPr id="0" name="06_admin_users.png"/>
+                    <pic:cNvPr id="0" name="06_admin_requests.png"/>
                     <pic:cNvPicPr/>
                   </pic:nvPicPr>
                   <pic:blipFill>
@@ -955,7 +955,7 @@
                   <pic:spPr>
                     <a:xfrm>
                       <a:off x="0" y="0"/>
-                      <a:ext cx="6480000" cy="4353750"/>
+                      <a:ext cx="6480000" cy="3642155"/>
                     </a:xfrm>
                     <a:prstGeom prst="rect"/>
                   </pic:spPr>
@@ -977,7 +977,7 @@
           <w:b w:val="0"/>
           <w:sz w:val="28"/>
         </w:rPr>
-        <w:t>Права наростають за ролями: Відвідувач — лише перегляд; Майстер — статус заявок, роботи/запчастини, діагностика, коментарі; Менеджер — повне управління заявками, клієнтами, пристроями, каталогами та фінансами; Адміністратор — усе, включно з модулем користувачів (Lab 5). На скріншотах — список клієнтів від імені менеджера та модуль користувачів, доступний лише адміністратору.</w:t>
+        <w:t>Права наростають за ролями: Відвідувач — лише перегляд; Майстер — статус заявок, роботи/запчастини, діагностика, коментарі; Менеджер — повне управління заявками, клієнтами, пристроями, каталогами та фінансами; Адміністратор — усі права (модуль керування користувачами додається в Lab 5). На скріншотах — список клієнтів від імені менеджера та список заявок від імені адміністратора.</w:t>
       </w:r>
     </w:p>
     <w:p>
@@ -999,7 +999,7 @@
           <w:b w:val="0"/>
           <w:sz w:val="28"/>
         </w:rPr>
-        <w:t>На цій лабораторній роботі я реалізував авторизацію користувачів за допомогою Passport.js (локальна стратегія email+пароль, bcryptjs) та сесій express-session, міграцією додав четверту роль Відвідувач і заклав її в seed. Захист маршрутів зроблено middleware requireRole(roles): гостя редіректить на /login?next=..., а авторизованого користувача без потрібної ролі — на сторінку 403 із зазначенням, яка роль потрібна. Усі чотири ролі перевірено на живому застосунку: відвідувач бачить лише перегляд, майстер керує роботою над заявками, менеджер — довідниками та фінансами, адміністратор — усе включно з користувачами. Закріпив механіку сесій (httpOnly-cookie, serialize/deserialize, роль з БД на кожному запиті) і паттерн «одна матриця дозволів на всіх мутуючих маршрутах».</w:t>
+        <w:t>На цій лабораторній роботі я реалізував авторизацію користувачів за допомогою Passport.js (локальна стратегія email+пароль, bcryptjs) та сесій express-session, міграцією додав четверту роль Відвідувач і заклав її в seed. Захист маршрутів зроблено middleware requireRole(roles): гостя редіректить на /login?next=..., а авторизованого користувача без потрібної ролі — на сторінку 403 із зазначенням, яка роль потрібна. Усі чотири ролі перевірено на живому застосунку: відвідувач бачить лише перегляд, майстер керує роботою над заявками, менеджер — довідниками та фінансами, адміністратор — має всі права. Закріпив механіку сесій (httpOnly-cookie, serialize/deserialize, роль з БД на кожному запиті) і паттерн «одна матриця дозволів на всіх мутуючих маршрутах».</w:t>
       </w:r>
     </w:p>
     <w:sectPr>

--- a/Lab_4/report/ВЕБ_КН-2327Б_Багрій-Белз_ЛР-4.docx
+++ b/Lab_4/report/ВЕБ_КН-2327Б_Багрій-Белз_ЛР-4.docx
@@ -152,7 +152,7 @@
       <w:r>
         <w:drawing>
           <wp:inline xmlns:a="http://schemas.openxmlformats.org/drawingml/2006/main" xmlns:pic="http://schemas.openxmlformats.org/drawingml/2006/picture">
-            <wp:extent cx="6480000" cy="3642155"/>
+            <wp:extent cx="6480000" cy="3645000"/>
             <wp:docPr id="1" name="Picture 1"/>
             <wp:cNvGraphicFramePr>
               <a:graphicFrameLocks noChangeAspect="1"/>
@@ -173,7 +173,7 @@
                   <pic:spPr>
                     <a:xfrm>
                       <a:off x="0" y="0"/>
-                      <a:ext cx="6480000" cy="3642155"/>
+                      <a:ext cx="6480000" cy="3645000"/>
                     </a:xfrm>
                     <a:prstGeom prst="rect"/>
                   </pic:spPr>
@@ -192,7 +192,7 @@
       <w:r>
         <w:drawing>
           <wp:inline xmlns:a="http://schemas.openxmlformats.org/drawingml/2006/main" xmlns:pic="http://schemas.openxmlformats.org/drawingml/2006/picture">
-            <wp:extent cx="6480000" cy="3642155"/>
+            <wp:extent cx="6480000" cy="3645000"/>
             <wp:docPr id="2" name="Picture 2"/>
             <wp:cNvGraphicFramePr>
               <a:graphicFrameLocks noChangeAspect="1"/>
@@ -213,7 +213,7 @@
                   <pic:spPr>
                     <a:xfrm>
                       <a:off x="0" y="0"/>
-                      <a:ext cx="6480000" cy="3642155"/>
+                      <a:ext cx="6480000" cy="3645000"/>
                     </a:xfrm>
                     <a:prstGeom prst="rect"/>
                   </pic:spPr>
@@ -537,6 +537,34 @@
           <w:b w:val="0"/>
           <w:sz w:val="19"/>
         </w:rPr>
+        <w:t>import { Router } from "express";</w:t>
+      </w:r>
+    </w:p>
+    <w:p>
+      <w:pPr>
+        <w:spacing w:line="190" w:lineRule="exact" w:after="0"/>
+        <w:jc w:val="left"/>
+      </w:pPr>
+      <w:r>
+        <w:rPr>
+          <w:rFonts w:ascii="Cascadia Mono" w:hAnsi="Cascadia Mono" w:cs="Cascadia Mono"/>
+          <w:b w:val="0"/>
+          <w:sz w:val="19"/>
+        </w:rPr>
+        <w:t>import { index, show, createForm, create, editForm, edit, remove, confirmRemove } from "../controllers/clients.js";</w:t>
+      </w:r>
+    </w:p>
+    <w:p>
+      <w:pPr>
+        <w:spacing w:line="190" w:lineRule="exact" w:after="0"/>
+        <w:jc w:val="left"/>
+      </w:pPr>
+      <w:r>
+        <w:rPr>
+          <w:rFonts w:ascii="Cascadia Mono" w:hAnsi="Cascadia Mono" w:cs="Cascadia Mono"/>
+          <w:b w:val="0"/>
+          <w:sz w:val="19"/>
+        </w:rPr>
         <w:t>import { requireRole, ROLES } from "../lib/auth.js";</w:t>
       </w:r>
     </w:p>
@@ -557,7 +585,7 @@
           <w:b w:val="0"/>
           <w:sz w:val="19"/>
         </w:rPr>
-        <w:t>// Матриця дозволів (Lab 4): клієнти веде менеджер і адміністратор.</w:t>
+        <w:t>// Матриця дозволів (Lab 4): перегляд — персонал + відвідувач; зміни — персонал (адмін/майстер).</w:t>
       </w:r>
     </w:p>
     <w:p>
@@ -585,7 +613,7 @@
           <w:b w:val="0"/>
           <w:sz w:val="19"/>
         </w:rPr>
-        <w:t>router.get("/", index);                          // перегляд — всі</w:t>
+        <w:t>router.get("/", requireRole(ROLES.VIEW), index);</w:t>
       </w:r>
     </w:p>
     <w:p>
@@ -599,7 +627,7 @@
           <w:b w:val="0"/>
           <w:sz w:val="19"/>
         </w:rPr>
-        <w:t>router.get("/new", requireRole(ROLES.MANAGER), createForm);</w:t>
+        <w:t>router.get("/new", requireRole(ROLES.STAFF), createForm);</w:t>
       </w:r>
     </w:p>
     <w:p>
@@ -613,7 +641,7 @@
           <w:b w:val="0"/>
           <w:sz w:val="19"/>
         </w:rPr>
-        <w:t>router.post("/", requireRole(ROLES.MANAGER), create);</w:t>
+        <w:t>router.post("/", requireRole(ROLES.STAFF), create);</w:t>
       </w:r>
     </w:p>
     <w:p>
@@ -627,7 +655,7 @@
           <w:b w:val="0"/>
           <w:sz w:val="19"/>
         </w:rPr>
-        <w:t>router.get("/:id", show);</w:t>
+        <w:t>router.get("/:id", requireRole(ROLES.VIEW), show);</w:t>
       </w:r>
     </w:p>
     <w:p>
@@ -641,7 +669,7 @@
           <w:b w:val="0"/>
           <w:sz w:val="19"/>
         </w:rPr>
-        <w:t>router.get("/:id/edit", requireRole(ROLES.MANAGER), editForm);</w:t>
+        <w:t>router.get("/:id/edit", requireRole(ROLES.STAFF), editForm);</w:t>
       </w:r>
     </w:p>
     <w:p>
@@ -655,7 +683,7 @@
           <w:b w:val="0"/>
           <w:sz w:val="19"/>
         </w:rPr>
-        <w:t>router.post("/:id/edit", requireRole(ROLES.MANAGER), edit);</w:t>
+        <w:t>router.post("/:id/edit", requireRole(ROLES.STAFF), edit);</w:t>
       </w:r>
     </w:p>
     <w:p>
@@ -669,7 +697,21 @@
           <w:b w:val="0"/>
           <w:sz w:val="19"/>
         </w:rPr>
-        <w:t>router.post("/:id/delete", requireRole(ROLES.MANAGER), remove);</w:t>
+        <w:t>router.post("/:id/delete", requireRole(ROLES.STAFF), remove);</w:t>
+      </w:r>
+    </w:p>
+    <w:p>
+      <w:pPr>
+        <w:spacing w:line="190" w:lineRule="exact" w:after="0"/>
+        <w:jc w:val="left"/>
+      </w:pPr>
+      <w:r>
+        <w:rPr>
+          <w:rFonts w:ascii="Cascadia Mono" w:hAnsi="Cascadia Mono" w:cs="Cascadia Mono"/>
+          <w:b w:val="0"/>
+          <w:sz w:val="19"/>
+        </w:rPr>
+        <w:t>router.get("/:id/delete", requireRole(ROLES.STAFF), confirmRemove);</w:t>
       </w:r>
     </w:p>
     <w:p>
@@ -680,7 +722,7 @@
       <w:r>
         <w:drawing>
           <wp:inline xmlns:a="http://schemas.openxmlformats.org/drawingml/2006/main" xmlns:pic="http://schemas.openxmlformats.org/drawingml/2006/picture">
-            <wp:extent cx="6480000" cy="3642155"/>
+            <wp:extent cx="6480000" cy="3645000"/>
             <wp:docPr id="3" name="Picture 3"/>
             <wp:cNvGraphicFramePr>
               <a:graphicFrameLocks noChangeAspect="1"/>
@@ -701,7 +743,7 @@
                   <pic:spPr>
                     <a:xfrm>
                       <a:off x="0" y="0"/>
-                      <a:ext cx="6480000" cy="3642155"/>
+                      <a:ext cx="6480000" cy="3645000"/>
                     </a:xfrm>
                     <a:prstGeom prst="rect"/>
                   </pic:spPr>
@@ -720,7 +762,7 @@
       <w:r>
         <w:drawing>
           <wp:inline xmlns:a="http://schemas.openxmlformats.org/drawingml/2006/main" xmlns:pic="http://schemas.openxmlformats.org/drawingml/2006/picture">
-            <wp:extent cx="6480000" cy="3642155"/>
+            <wp:extent cx="6480000" cy="3645000"/>
             <wp:docPr id="4" name="Picture 4"/>
             <wp:cNvGraphicFramePr>
               <a:graphicFrameLocks noChangeAspect="1"/>
@@ -741,7 +783,7 @@
                   <pic:spPr>
                     <a:xfrm>
                       <a:off x="0" y="0"/>
-                      <a:ext cx="6480000" cy="3642155"/>
+                      <a:ext cx="6480000" cy="3645000"/>
                     </a:xfrm>
                     <a:prstGeom prst="rect"/>
                   </pic:spPr>
@@ -827,7 +869,7 @@
           <w:b w:val="0"/>
           <w:sz w:val="19"/>
         </w:rPr>
-        <w:t xml:space="preserve">  /** Майстер і вище (операції зі статусом/смігом заявок). */</w:t>
+        <w:t xml:space="preserve">  /** Персонал: адмін + майстер (каталоги, заявки, фінанси, технічні дії). */</w:t>
       </w:r>
     </w:p>
     <w:p>
@@ -841,7 +883,7 @@
           <w:b w:val="0"/>
           <w:sz w:val="19"/>
         </w:rPr>
-        <w:t xml:space="preserve">  TECH: ["ADMIN", "MANAGER", "TECHNICIAN"],</w:t>
+        <w:t xml:space="preserve">  STAFF: ["ADMIN", "TECHNICIAN"],</w:t>
       </w:r>
     </w:p>
     <w:p>
@@ -855,7 +897,7 @@
           <w:b w:val="0"/>
           <w:sz w:val="19"/>
         </w:rPr>
-        <w:t xml:space="preserve">  /** Менеджер і вище (довідники, фінанси). */</w:t>
+        <w:t xml:space="preserve">  /** Персонал + відвідувач (усі сторінки даних у режимі перегляду). */</w:t>
       </w:r>
     </w:p>
     <w:p>
@@ -869,7 +911,7 @@
           <w:b w:val="0"/>
           <w:sz w:val="19"/>
         </w:rPr>
-        <w:t xml:space="preserve">  MANAGER: ["ADMIN", "MANAGER"],</w:t>
+        <w:t xml:space="preserve">  VIEW: ["ADMIN", "TECHNICIAN", "VISITOR"],</w:t>
       </w:r>
     </w:p>
     <w:p>
@@ -894,7 +936,7 @@
       <w:r>
         <w:drawing>
           <wp:inline xmlns:a="http://schemas.openxmlformats.org/drawingml/2006/main" xmlns:pic="http://schemas.openxmlformats.org/drawingml/2006/picture">
-            <wp:extent cx="6480000" cy="3642155"/>
+            <wp:extent cx="6480000" cy="3645000"/>
             <wp:docPr id="5" name="Picture 5"/>
             <wp:cNvGraphicFramePr>
               <a:graphicFrameLocks noChangeAspect="1"/>
@@ -915,7 +957,7 @@
                   <pic:spPr>
                     <a:xfrm>
                       <a:off x="0" y="0"/>
-                      <a:ext cx="6480000" cy="3642155"/>
+                      <a:ext cx="6480000" cy="3645000"/>
                     </a:xfrm>
                     <a:prstGeom prst="rect"/>
                   </pic:spPr>
@@ -934,7 +976,7 @@
       <w:r>
         <w:drawing>
           <wp:inline xmlns:a="http://schemas.openxmlformats.org/drawingml/2006/main" xmlns:pic="http://schemas.openxmlformats.org/drawingml/2006/picture">
-            <wp:extent cx="6480000" cy="3642155"/>
+            <wp:extent cx="6480000" cy="3645000"/>
             <wp:docPr id="6" name="Picture 6"/>
             <wp:cNvGraphicFramePr>
               <a:graphicFrameLocks noChangeAspect="1"/>
@@ -955,7 +997,7 @@
                   <pic:spPr>
                     <a:xfrm>
                       <a:off x="0" y="0"/>
-                      <a:ext cx="6480000" cy="3642155"/>
+                      <a:ext cx="6480000" cy="3645000"/>
                     </a:xfrm>
                     <a:prstGeom prst="rect"/>
                   </pic:spPr>
@@ -977,7 +1019,447 @@
           <w:b w:val="0"/>
           <w:sz w:val="28"/>
         </w:rPr>
-        <w:t>Права наростають за ролями: Відвідувач — лише перегляд; Майстер — статус заявок, роботи/запчастини, діагностика, коментарі; Менеджер — повне управління заявками, клієнтами, пристроями, каталогами та фінансами; Адміністратор — усі права (модуль керування користувачами додається в Lab 5). На скріншотах — список клієнтів від імені менеджера та список заявок від імені адміністратора.</w:t>
+        <w:t>Права наростають за ролями: Відвідувач — лише перегляд; Майстер разом з Адміністратором — усі зміни (довідники, заявки, фінанси, технічні дії); Клієнт — особистий кабінет і власні замовлення. Усі мутуючі маршрути закривають одна й та сама матриця requireRole(ROLES.*). На скріншотах — список клієнтів та список заявок від імені персоналу.</w:t>
+      </w:r>
+    </w:p>
+    <w:p>
+      <w:pPr>
+        <w:spacing w:line="276" w:lineRule="auto" w:after="0"/>
+        <w:jc w:val="both"/>
+      </w:pPr>
+      <w:r>
+        <w:rPr>
+          <w:rFonts w:ascii="Times New Roman" w:hAnsi="Times New Roman" w:cs="Times New Roman"/>
+          <w:b/>
+          <w:sz w:val="28"/>
+        </w:rPr>
+        <w:t xml:space="preserve">Завдання 4: </w:t>
+      </w:r>
+      <w:r>
+        <w:rPr>
+          <w:rFonts w:ascii="Times New Roman" w:hAnsi="Times New Roman" w:cs="Times New Roman"/>
+          <w:b w:val="0"/>
+          <w:sz w:val="28"/>
+        </w:rPr>
+        <w:t>Оцінка: дія «Відхилити» видаляє чорновик оцінки з бази даних, заявка повертається в стан «Оцінки ще немає».</w:t>
+      </w:r>
+    </w:p>
+    <w:p>
+      <w:pPr>
+        <w:spacing w:line="276" w:lineRule="auto" w:after="0"/>
+        <w:jc w:val="left"/>
+      </w:pPr>
+      <w:r>
+        <w:rPr>
+          <w:rFonts w:ascii="Times New Roman" w:hAnsi="Times New Roman" w:cs="Times New Roman"/>
+          <w:b/>
+          <w:sz w:val="28"/>
+        </w:rPr>
+        <w:t>1. src/controllers/requests.ts — відхилення оцінки (DELETE)</w:t>
+      </w:r>
+    </w:p>
+    <w:p>
+      <w:pPr>
+        <w:spacing w:line="190" w:lineRule="exact" w:after="0"/>
+        <w:jc w:val="left"/>
+      </w:pPr>
+      <w:r>
+        <w:rPr>
+          <w:rFonts w:ascii="Cascadia Mono" w:hAnsi="Cascadia Mono" w:cs="Cascadia Mono"/>
+          <w:b w:val="0"/>
+          <w:sz w:val="19"/>
+        </w:rPr>
+        <w:t>/** Відхилення оцінки: чорновик видаляється з БД, заявку можна оцінити заново. */</w:t>
+      </w:r>
+    </w:p>
+    <w:p>
+      <w:pPr>
+        <w:spacing w:line="190" w:lineRule="exact" w:after="0"/>
+        <w:jc w:val="left"/>
+      </w:pPr>
+      <w:r>
+        <w:rPr>
+          <w:rFonts w:ascii="Cascadia Mono" w:hAnsi="Cascadia Mono" w:cs="Cascadia Mono"/>
+          <w:b w:val="0"/>
+          <w:sz w:val="19"/>
+        </w:rPr>
+        <w:t>export async function rejectEstimate(req: Request, res: Response) {</w:t>
+      </w:r>
+    </w:p>
+    <w:p>
+      <w:pPr>
+        <w:spacing w:line="190" w:lineRule="exact" w:after="0"/>
+        <w:jc w:val="left"/>
+      </w:pPr>
+      <w:r>
+        <w:rPr>
+          <w:rFonts w:ascii="Cascadia Mono" w:hAnsi="Cascadia Mono" w:cs="Cascadia Mono"/>
+          <w:b w:val="0"/>
+          <w:sz w:val="19"/>
+        </w:rPr>
+        <w:t xml:space="preserve">  const id = req.params.id;</w:t>
+      </w:r>
+    </w:p>
+    <w:p>
+      <w:pPr>
+        <w:spacing w:line="190" w:lineRule="exact" w:after="0"/>
+        <w:jc w:val="left"/>
+      </w:pPr>
+      <w:r>
+        <w:rPr>
+          <w:rFonts w:ascii="Cascadia Mono" w:hAnsi="Cascadia Mono" w:cs="Cascadia Mono"/>
+          <w:b w:val="0"/>
+          <w:sz w:val="19"/>
+        </w:rPr>
+        <w:t xml:space="preserve">  const request = await getRequestWithRefs(id);</w:t>
+      </w:r>
+    </w:p>
+    <w:p>
+      <w:pPr>
+        <w:spacing w:line="190" w:lineRule="exact" w:after="0"/>
+        <w:jc w:val="left"/>
+      </w:pPr>
+      <w:r>
+        <w:rPr>
+          <w:rFonts w:ascii="Cascadia Mono" w:hAnsi="Cascadia Mono" w:cs="Cascadia Mono"/>
+          <w:b w:val="0"/>
+          <w:sz w:val="19"/>
+        </w:rPr>
+        <w:t xml:space="preserve">  if (!request || !request.estimate) {</w:t>
+      </w:r>
+    </w:p>
+    <w:p>
+      <w:pPr>
+        <w:spacing w:line="190" w:lineRule="exact" w:after="0"/>
+        <w:jc w:val="left"/>
+      </w:pPr>
+      <w:r>
+        <w:rPr>
+          <w:rFonts w:ascii="Cascadia Mono" w:hAnsi="Cascadia Mono" w:cs="Cascadia Mono"/>
+          <w:b w:val="0"/>
+          <w:sz w:val="19"/>
+        </w:rPr>
+        <w:t xml:space="preserve">    return res.status(404).render("errors/404", { title: "Заявку не знайдено", nav: "staff" });</w:t>
+      </w:r>
+    </w:p>
+    <w:p>
+      <w:pPr>
+        <w:spacing w:line="190" w:lineRule="exact" w:after="0"/>
+        <w:jc w:val="left"/>
+      </w:pPr>
+      <w:r>
+        <w:rPr>
+          <w:rFonts w:ascii="Cascadia Mono" w:hAnsi="Cascadia Mono" w:cs="Cascadia Mono"/>
+          <w:b w:val="0"/>
+          <w:sz w:val="19"/>
+        </w:rPr>
+        <w:t xml:space="preserve">  }</w:t>
+      </w:r>
+    </w:p>
+    <w:p>
+      <w:pPr>
+        <w:spacing w:line="190" w:lineRule="exact" w:after="0"/>
+        <w:jc w:val="left"/>
+      </w:pPr>
+      <w:r>
+        <w:rPr>
+          <w:rFonts w:ascii="Cascadia Mono" w:hAnsi="Cascadia Mono" w:cs="Cascadia Mono"/>
+          <w:b w:val="0"/>
+          <w:sz w:val="19"/>
+        </w:rPr>
+        <w:t xml:space="preserve">  await prisma.estimate.delete({ where: { id: request.estimate.id } });</w:t>
+      </w:r>
+    </w:p>
+    <w:p>
+      <w:pPr>
+        <w:spacing w:line="190" w:lineRule="exact" w:after="0"/>
+        <w:jc w:val="left"/>
+      </w:pPr>
+      <w:r>
+        <w:rPr>
+          <w:rFonts w:ascii="Cascadia Mono" w:hAnsi="Cascadia Mono" w:cs="Cascadia Mono"/>
+          <w:b w:val="0"/>
+          <w:sz w:val="19"/>
+        </w:rPr>
+        <w:t xml:space="preserve">  return res.redirect(`/requests/${id}`);</w:t>
+      </w:r>
+    </w:p>
+    <w:p>
+      <w:pPr>
+        <w:spacing w:line="190" w:lineRule="exact" w:after="0"/>
+        <w:jc w:val="left"/>
+      </w:pPr>
+      <w:r>
+        <w:rPr>
+          <w:rFonts w:ascii="Cascadia Mono" w:hAnsi="Cascadia Mono" w:cs="Cascadia Mono"/>
+          <w:b w:val="0"/>
+          <w:sz w:val="19"/>
+        </w:rPr>
+        <w:t>}</w:t>
+      </w:r>
+    </w:p>
+    <w:p>
+      <w:pPr>
+        <w:spacing w:after="0"/>
+        <w:jc w:val="center"/>
+      </w:pPr>
+      <w:r>
+        <w:drawing>
+          <wp:inline xmlns:a="http://schemas.openxmlformats.org/drawingml/2006/main" xmlns:pic="http://schemas.openxmlformats.org/drawingml/2006/picture">
+            <wp:extent cx="6480000" cy="3645000"/>
+            <wp:docPr id="7" name="Picture 7"/>
+            <wp:cNvGraphicFramePr>
+              <a:graphicFrameLocks noChangeAspect="1"/>
+            </wp:cNvGraphicFramePr>
+            <a:graphic>
+              <a:graphicData uri="http://schemas.openxmlformats.org/drawingml/2006/picture">
+                <pic:pic>
+                  <pic:nvPicPr>
+                    <pic:cNvPr id="0" name="09_estimate_rejected_empty.png"/>
+                    <pic:cNvPicPr/>
+                  </pic:nvPicPr>
+                  <pic:blipFill>
+                    <a:blip r:embed="rId15"/>
+                    <a:stretch>
+                      <a:fillRect/>
+                    </a:stretch>
+                  </pic:blipFill>
+                  <pic:spPr>
+                    <a:xfrm>
+                      <a:off x="0" y="0"/>
+                      <a:ext cx="6480000" cy="3645000"/>
+                    </a:xfrm>
+                    <a:prstGeom prst="rect"/>
+                  </pic:spPr>
+                </pic:pic>
+              </a:graphicData>
+            </a:graphic>
+          </wp:inline>
+        </w:drawing>
+      </w:r>
+    </w:p>
+    <w:p>
+      <w:pPr>
+        <w:spacing w:line="276" w:lineRule="auto" w:after="0"/>
+        <w:jc w:val="both"/>
+      </w:pPr>
+      <w:r>
+        <w:rPr>
+          <w:rFonts w:ascii="Times New Roman" w:hAnsi="Times New Roman" w:cs="Times New Roman"/>
+          <w:b w:val="0"/>
+          <w:sz w:val="28"/>
+        </w:rPr>
+        <w:t>Після відхилення секція «Оцінка» на картці заявки показує «Оцінки ще немає» та кнопку «Оформити оцінку» — повторне оцінення цієї ж заявки можливе з чистого початку. Кнопка відхилення доступна лише персоналу (маршрут закриває requireRole(ROLES.STAFF)).</w:t>
+      </w:r>
+    </w:p>
+    <w:p>
+      <w:pPr>
+        <w:spacing w:line="276" w:lineRule="auto" w:after="0"/>
+        <w:jc w:val="both"/>
+      </w:pPr>
+      <w:r>
+        <w:rPr>
+          <w:rFonts w:ascii="Times New Roman" w:hAnsi="Times New Roman" w:cs="Times New Roman"/>
+          <w:b/>
+          <w:sz w:val="28"/>
+        </w:rPr>
+        <w:t xml:space="preserve">Завдання 5: </w:t>
+      </w:r>
+      <w:r>
+        <w:rPr>
+          <w:rFonts w:ascii="Times New Roman" w:hAnsi="Times New Roman" w:cs="Times New Roman"/>
+          <w:b w:val="0"/>
+          <w:sz w:val="28"/>
+        </w:rPr>
+        <w:t>Особистий кабінет — лише для ролі Клієнт (CLIENT); доопрацювання інтерфейсу основних сторінок.</w:t>
+      </w:r>
+    </w:p>
+    <w:p>
+      <w:pPr>
+        <w:spacing w:after="0"/>
+        <w:jc w:val="center"/>
+      </w:pPr>
+      <w:r>
+        <w:drawing>
+          <wp:inline xmlns:a="http://schemas.openxmlformats.org/drawingml/2006/main" xmlns:pic="http://schemas.openxmlformats.org/drawingml/2006/picture">
+            <wp:extent cx="6480000" cy="3645000"/>
+            <wp:docPr id="8" name="Picture 8"/>
+            <wp:cNvGraphicFramePr>
+              <a:graphicFrameLocks noChangeAspect="1"/>
+            </wp:cNvGraphicFramePr>
+            <a:graphic>
+              <a:graphicData uri="http://schemas.openxmlformats.org/drawingml/2006/picture">
+                <pic:pic>
+                  <pic:nvPicPr>
+                    <pic:cNvPr id="0" name="07_login_quick.png"/>
+                    <pic:cNvPicPr/>
+                  </pic:nvPicPr>
+                  <pic:blipFill>
+                    <a:blip r:embed="rId16"/>
+                    <a:stretch>
+                      <a:fillRect/>
+                    </a:stretch>
+                  </pic:blipFill>
+                  <pic:spPr>
+                    <a:xfrm>
+                      <a:off x="0" y="0"/>
+                      <a:ext cx="6480000" cy="3645000"/>
+                    </a:xfrm>
+                    <a:prstGeom prst="rect"/>
+                  </pic:spPr>
+                </pic:pic>
+              </a:graphicData>
+            </a:graphic>
+          </wp:inline>
+        </w:drawing>
+      </w:r>
+    </w:p>
+    <w:p>
+      <w:pPr>
+        <w:spacing w:after="0"/>
+        <w:jc w:val="center"/>
+      </w:pPr>
+      <w:r>
+        <w:drawing>
+          <wp:inline xmlns:a="http://schemas.openxmlformats.org/drawingml/2006/main" xmlns:pic="http://schemas.openxmlformats.org/drawingml/2006/picture">
+            <wp:extent cx="6480000" cy="3645000"/>
+            <wp:docPr id="9" name="Picture 9"/>
+            <wp:cNvGraphicFramePr>
+              <a:graphicFrameLocks noChangeAspect="1"/>
+            </wp:cNvGraphicFramePr>
+            <a:graphic>
+              <a:graphicData uri="http://schemas.openxmlformats.org/drawingml/2006/picture">
+                <pic:pic>
+                  <pic:nvPicPr>
+                    <pic:cNvPr id="0" name="08_request_form_full.png"/>
+                    <pic:cNvPicPr/>
+                  </pic:nvPicPr>
+                  <pic:blipFill>
+                    <a:blip r:embed="rId17"/>
+                    <a:stretch>
+                      <a:fillRect/>
+                    </a:stretch>
+                  </pic:blipFill>
+                  <pic:spPr>
+                    <a:xfrm>
+                      <a:off x="0" y="0"/>
+                      <a:ext cx="6480000" cy="3645000"/>
+                    </a:xfrm>
+                    <a:prstGeom prst="rect"/>
+                  </pic:spPr>
+                </pic:pic>
+              </a:graphicData>
+            </a:graphic>
+          </wp:inline>
+        </w:drawing>
+      </w:r>
+    </w:p>
+    <w:p>
+      <w:pPr>
+        <w:spacing w:line="276" w:lineRule="auto" w:after="0"/>
+        <w:jc w:val="both"/>
+      </w:pPr>
+      <w:r>
+        <w:rPr>
+          <w:rFonts w:ascii="Times New Roman" w:hAnsi="Times New Roman" w:cs="Times New Roman"/>
+          <w:b w:val="0"/>
+          <w:sz w:val="28"/>
+        </w:rPr>
+        <w:t>Сторінка входу містить кнопки швидкого входу за демо-ролями, що полегшує перевірку прав доступу. Поля форм (наприклад, на сторінці створення заявки) займають повну ширину сторінки.</w:t>
+      </w:r>
+    </w:p>
+    <w:p>
+      <w:pPr>
+        <w:spacing w:after="0"/>
+        <w:jc w:val="center"/>
+      </w:pPr>
+      <w:r>
+        <w:drawing>
+          <wp:inline xmlns:a="http://schemas.openxmlformats.org/drawingml/2006/main" xmlns:pic="http://schemas.openxmlformats.org/drawingml/2006/picture">
+            <wp:extent cx="6480000" cy="3645000"/>
+            <wp:docPr id="10" name="Picture 10"/>
+            <wp:cNvGraphicFramePr>
+              <a:graphicFrameLocks noChangeAspect="1"/>
+            </wp:cNvGraphicFramePr>
+            <a:graphic>
+              <a:graphicData uri="http://schemas.openxmlformats.org/drawingml/2006/picture">
+                <pic:pic>
+                  <pic:nvPicPr>
+                    <pic:cNvPr id="0" name="10_dashboard.png"/>
+                    <pic:cNvPicPr/>
+                  </pic:nvPicPr>
+                  <pic:blipFill>
+                    <a:blip r:embed="rId18"/>
+                    <a:stretch>
+                      <a:fillRect/>
+                    </a:stretch>
+                  </pic:blipFill>
+                  <pic:spPr>
+                    <a:xfrm>
+                      <a:off x="0" y="0"/>
+                      <a:ext cx="6480000" cy="3645000"/>
+                    </a:xfrm>
+                    <a:prstGeom prst="rect"/>
+                  </pic:spPr>
+                </pic:pic>
+              </a:graphicData>
+            </a:graphic>
+          </wp:inline>
+        </w:drawing>
+      </w:r>
+    </w:p>
+    <w:p>
+      <w:pPr>
+        <w:spacing w:after="0"/>
+        <w:jc w:val="center"/>
+      </w:pPr>
+      <w:r>
+        <w:drawing>
+          <wp:inline xmlns:a="http://schemas.openxmlformats.org/drawingml/2006/main" xmlns:pic="http://schemas.openxmlformats.org/drawingml/2006/picture">
+            <wp:extent cx="6480000" cy="3645000"/>
+            <wp:docPr id="11" name="Picture 11"/>
+            <wp:cNvGraphicFramePr>
+              <a:graphicFrameLocks noChangeAspect="1"/>
+            </wp:cNvGraphicFramePr>
+            <a:graphic>
+              <a:graphicData uri="http://schemas.openxmlformats.org/drawingml/2006/picture">
+                <pic:pic>
+                  <pic:nvPicPr>
+                    <pic:cNvPr id="0" name="11_cabinet_client.png"/>
+                    <pic:cNvPicPr/>
+                  </pic:nvPicPr>
+                  <pic:blipFill>
+                    <a:blip r:embed="rId19"/>
+                    <a:stretch>
+                      <a:fillRect/>
+                    </a:stretch>
+                  </pic:blipFill>
+                  <pic:spPr>
+                    <a:xfrm>
+                      <a:off x="0" y="0"/>
+                      <a:ext cx="6480000" cy="3645000"/>
+                    </a:xfrm>
+                    <a:prstGeom prst="rect"/>
+                  </pic:spPr>
+                </pic:pic>
+              </a:graphicData>
+            </a:graphic>
+          </wp:inline>
+        </w:drawing>
+      </w:r>
+    </w:p>
+    <w:p>
+      <w:pPr>
+        <w:spacing w:line="276" w:lineRule="auto" w:after="0"/>
+        <w:jc w:val="both"/>
+      </w:pPr>
+      <w:r>
+        <w:rPr>
+          <w:rFonts w:ascii="Times New Roman" w:hAnsi="Times New Roman" w:cs="Times New Roman"/>
+          <w:b w:val="0"/>
+          <w:sz w:val="28"/>
+        </w:rPr>
+        <w:t>Дашборд починається одразу з блоків статистики. У кабінеті клієнта — картки профілю та зміни пароля і блок «Мої замовлення» зі статистикою власних заявок за статусами; гостю, персоналу та відвідувачу замість кабінету редіректує на домашню сторінку.</w:t>
       </w:r>
     </w:p>
     <w:p>
@@ -999,7 +1481,7 @@
           <w:b w:val="0"/>
           <w:sz w:val="28"/>
         </w:rPr>
-        <w:t>На цій лабораторній роботі я реалізував авторизацію користувачів за допомогою Passport.js (локальна стратегія email+пароль, bcryptjs) та сесій express-session, міграцією додав четверту роль Відвідувач і заклав її в seed. Захист маршрутів зроблено middleware requireRole(roles): гостя редіректить на /login?next=..., а авторизованого користувача без потрібної ролі — на сторінку 403 із зазначенням, яка роль потрібна. Усі чотири ролі перевірено на живому застосунку: відвідувач бачить лише перегляд, майстер керує роботою над заявками, менеджер — довідниками та фінансами, адміністратор — має всі права. Закріпив механіку сесій (httpOnly-cookie, serialize/deserialize, роль з БД на кожному запиті) і паттерн «одна матриця дозволів на всіх мутуючих маршрутах».</w:t>
+        <w:t>На цій лабораторній роботі я реалізував авторизацію користувачів за допомогою Passport.js (локальна стратегія email+пароль, bcryptjs) та сесій express-session, міграцією додав четверту роль Відвідувач і заклав її в seed. Захист маршрутів зроблено middleware requireRole(roles): гостя редіректить на /login?next=..., а авторизованого користувача без потрібної ролі — на сторінку 403 із зазначенням, яка роль потрібна. Усі чотири ролі перевірено на живому застосунку: відвідувач бачить лише перегляд, майстер разом із адміністратором керує заявками, довідниками та фінансами, клієнт — лише своїм кабінетом і власними замовленнями, адміністратор — має всі права. Закріпив механіку сесій (httpOnly-cookie, serialize/deserialize, роль з БД на кожному запиті) і паттерн «одна матриця дозволів на всіх мутуючих маршрутах».</w:t>
       </w:r>
     </w:p>
     <w:sectPr>

--- a/Lab_4/report/ВЕБ_КН-2327Б_Багрій-Белз_ЛР-4.docx
+++ b/Lab_4/report/ВЕБ_КН-2327Б_Багрій-Белз_ЛР-4.docx
@@ -1024,446 +1024,6 @@
     </w:p>
     <w:p>
       <w:pPr>
-        <w:spacing w:line="276" w:lineRule="auto" w:after="0"/>
-        <w:jc w:val="both"/>
-      </w:pPr>
-      <w:r>
-        <w:rPr>
-          <w:rFonts w:ascii="Times New Roman" w:hAnsi="Times New Roman" w:cs="Times New Roman"/>
-          <w:b/>
-          <w:sz w:val="28"/>
-        </w:rPr>
-        <w:t xml:space="preserve">Завдання 4: </w:t>
-      </w:r>
-      <w:r>
-        <w:rPr>
-          <w:rFonts w:ascii="Times New Roman" w:hAnsi="Times New Roman" w:cs="Times New Roman"/>
-          <w:b w:val="0"/>
-          <w:sz w:val="28"/>
-        </w:rPr>
-        <w:t>Оцінка: дія «Відхилити» видаляє чорновик оцінки з бази даних, заявка повертається в стан «Оцінки ще немає».</w:t>
-      </w:r>
-    </w:p>
-    <w:p>
-      <w:pPr>
-        <w:spacing w:line="276" w:lineRule="auto" w:after="0"/>
-        <w:jc w:val="left"/>
-      </w:pPr>
-      <w:r>
-        <w:rPr>
-          <w:rFonts w:ascii="Times New Roman" w:hAnsi="Times New Roman" w:cs="Times New Roman"/>
-          <w:b/>
-          <w:sz w:val="28"/>
-        </w:rPr>
-        <w:t>1. src/controllers/requests.ts — відхилення оцінки (DELETE)</w:t>
-      </w:r>
-    </w:p>
-    <w:p>
-      <w:pPr>
-        <w:spacing w:line="190" w:lineRule="exact" w:after="0"/>
-        <w:jc w:val="left"/>
-      </w:pPr>
-      <w:r>
-        <w:rPr>
-          <w:rFonts w:ascii="Cascadia Mono" w:hAnsi="Cascadia Mono" w:cs="Cascadia Mono"/>
-          <w:b w:val="0"/>
-          <w:sz w:val="19"/>
-        </w:rPr>
-        <w:t>/** Відхилення оцінки: чорновик видаляється з БД, заявку можна оцінити заново. */</w:t>
-      </w:r>
-    </w:p>
-    <w:p>
-      <w:pPr>
-        <w:spacing w:line="190" w:lineRule="exact" w:after="0"/>
-        <w:jc w:val="left"/>
-      </w:pPr>
-      <w:r>
-        <w:rPr>
-          <w:rFonts w:ascii="Cascadia Mono" w:hAnsi="Cascadia Mono" w:cs="Cascadia Mono"/>
-          <w:b w:val="0"/>
-          <w:sz w:val="19"/>
-        </w:rPr>
-        <w:t>export async function rejectEstimate(req: Request, res: Response) {</w:t>
-      </w:r>
-    </w:p>
-    <w:p>
-      <w:pPr>
-        <w:spacing w:line="190" w:lineRule="exact" w:after="0"/>
-        <w:jc w:val="left"/>
-      </w:pPr>
-      <w:r>
-        <w:rPr>
-          <w:rFonts w:ascii="Cascadia Mono" w:hAnsi="Cascadia Mono" w:cs="Cascadia Mono"/>
-          <w:b w:val="0"/>
-          <w:sz w:val="19"/>
-        </w:rPr>
-        <w:t xml:space="preserve">  const id = req.params.id;</w:t>
-      </w:r>
-    </w:p>
-    <w:p>
-      <w:pPr>
-        <w:spacing w:line="190" w:lineRule="exact" w:after="0"/>
-        <w:jc w:val="left"/>
-      </w:pPr>
-      <w:r>
-        <w:rPr>
-          <w:rFonts w:ascii="Cascadia Mono" w:hAnsi="Cascadia Mono" w:cs="Cascadia Mono"/>
-          <w:b w:val="0"/>
-          <w:sz w:val="19"/>
-        </w:rPr>
-        <w:t xml:space="preserve">  const request = await getRequestWithRefs(id);</w:t>
-      </w:r>
-    </w:p>
-    <w:p>
-      <w:pPr>
-        <w:spacing w:line="190" w:lineRule="exact" w:after="0"/>
-        <w:jc w:val="left"/>
-      </w:pPr>
-      <w:r>
-        <w:rPr>
-          <w:rFonts w:ascii="Cascadia Mono" w:hAnsi="Cascadia Mono" w:cs="Cascadia Mono"/>
-          <w:b w:val="0"/>
-          <w:sz w:val="19"/>
-        </w:rPr>
-        <w:t xml:space="preserve">  if (!request || !request.estimate) {</w:t>
-      </w:r>
-    </w:p>
-    <w:p>
-      <w:pPr>
-        <w:spacing w:line="190" w:lineRule="exact" w:after="0"/>
-        <w:jc w:val="left"/>
-      </w:pPr>
-      <w:r>
-        <w:rPr>
-          <w:rFonts w:ascii="Cascadia Mono" w:hAnsi="Cascadia Mono" w:cs="Cascadia Mono"/>
-          <w:b w:val="0"/>
-          <w:sz w:val="19"/>
-        </w:rPr>
-        <w:t xml:space="preserve">    return res.status(404).render("errors/404", { title: "Заявку не знайдено", nav: "staff" });</w:t>
-      </w:r>
-    </w:p>
-    <w:p>
-      <w:pPr>
-        <w:spacing w:line="190" w:lineRule="exact" w:after="0"/>
-        <w:jc w:val="left"/>
-      </w:pPr>
-      <w:r>
-        <w:rPr>
-          <w:rFonts w:ascii="Cascadia Mono" w:hAnsi="Cascadia Mono" w:cs="Cascadia Mono"/>
-          <w:b w:val="0"/>
-          <w:sz w:val="19"/>
-        </w:rPr>
-        <w:t xml:space="preserve">  }</w:t>
-      </w:r>
-    </w:p>
-    <w:p>
-      <w:pPr>
-        <w:spacing w:line="190" w:lineRule="exact" w:after="0"/>
-        <w:jc w:val="left"/>
-      </w:pPr>
-      <w:r>
-        <w:rPr>
-          <w:rFonts w:ascii="Cascadia Mono" w:hAnsi="Cascadia Mono" w:cs="Cascadia Mono"/>
-          <w:b w:val="0"/>
-          <w:sz w:val="19"/>
-        </w:rPr>
-        <w:t xml:space="preserve">  await prisma.estimate.delete({ where: { id: request.estimate.id } });</w:t>
-      </w:r>
-    </w:p>
-    <w:p>
-      <w:pPr>
-        <w:spacing w:line="190" w:lineRule="exact" w:after="0"/>
-        <w:jc w:val="left"/>
-      </w:pPr>
-      <w:r>
-        <w:rPr>
-          <w:rFonts w:ascii="Cascadia Mono" w:hAnsi="Cascadia Mono" w:cs="Cascadia Mono"/>
-          <w:b w:val="0"/>
-          <w:sz w:val="19"/>
-        </w:rPr>
-        <w:t xml:space="preserve">  return res.redirect(`/requests/${id}`);</w:t>
-      </w:r>
-    </w:p>
-    <w:p>
-      <w:pPr>
-        <w:spacing w:line="190" w:lineRule="exact" w:after="0"/>
-        <w:jc w:val="left"/>
-      </w:pPr>
-      <w:r>
-        <w:rPr>
-          <w:rFonts w:ascii="Cascadia Mono" w:hAnsi="Cascadia Mono" w:cs="Cascadia Mono"/>
-          <w:b w:val="0"/>
-          <w:sz w:val="19"/>
-        </w:rPr>
-        <w:t>}</w:t>
-      </w:r>
-    </w:p>
-    <w:p>
-      <w:pPr>
-        <w:spacing w:after="0"/>
-        <w:jc w:val="center"/>
-      </w:pPr>
-      <w:r>
-        <w:drawing>
-          <wp:inline xmlns:a="http://schemas.openxmlformats.org/drawingml/2006/main" xmlns:pic="http://schemas.openxmlformats.org/drawingml/2006/picture">
-            <wp:extent cx="6480000" cy="3645000"/>
-            <wp:docPr id="7" name="Picture 7"/>
-            <wp:cNvGraphicFramePr>
-              <a:graphicFrameLocks noChangeAspect="1"/>
-            </wp:cNvGraphicFramePr>
-            <a:graphic>
-              <a:graphicData uri="http://schemas.openxmlformats.org/drawingml/2006/picture">
-                <pic:pic>
-                  <pic:nvPicPr>
-                    <pic:cNvPr id="0" name="09_estimate_rejected_empty.png"/>
-                    <pic:cNvPicPr/>
-                  </pic:nvPicPr>
-                  <pic:blipFill>
-                    <a:blip r:embed="rId15"/>
-                    <a:stretch>
-                      <a:fillRect/>
-                    </a:stretch>
-                  </pic:blipFill>
-                  <pic:spPr>
-                    <a:xfrm>
-                      <a:off x="0" y="0"/>
-                      <a:ext cx="6480000" cy="3645000"/>
-                    </a:xfrm>
-                    <a:prstGeom prst="rect"/>
-                  </pic:spPr>
-                </pic:pic>
-              </a:graphicData>
-            </a:graphic>
-          </wp:inline>
-        </w:drawing>
-      </w:r>
-    </w:p>
-    <w:p>
-      <w:pPr>
-        <w:spacing w:line="276" w:lineRule="auto" w:after="0"/>
-        <w:jc w:val="both"/>
-      </w:pPr>
-      <w:r>
-        <w:rPr>
-          <w:rFonts w:ascii="Times New Roman" w:hAnsi="Times New Roman" w:cs="Times New Roman"/>
-          <w:b w:val="0"/>
-          <w:sz w:val="28"/>
-        </w:rPr>
-        <w:t>Після відхилення секція «Оцінка» на картці заявки показує «Оцінки ще немає» та кнопку «Оформити оцінку» — повторне оцінення цієї ж заявки можливе з чистого початку. Кнопка відхилення доступна лише персоналу (маршрут закриває requireRole(ROLES.STAFF)).</w:t>
-      </w:r>
-    </w:p>
-    <w:p>
-      <w:pPr>
-        <w:spacing w:line="276" w:lineRule="auto" w:after="0"/>
-        <w:jc w:val="both"/>
-      </w:pPr>
-      <w:r>
-        <w:rPr>
-          <w:rFonts w:ascii="Times New Roman" w:hAnsi="Times New Roman" w:cs="Times New Roman"/>
-          <w:b/>
-          <w:sz w:val="28"/>
-        </w:rPr>
-        <w:t xml:space="preserve">Завдання 5: </w:t>
-      </w:r>
-      <w:r>
-        <w:rPr>
-          <w:rFonts w:ascii="Times New Roman" w:hAnsi="Times New Roman" w:cs="Times New Roman"/>
-          <w:b w:val="0"/>
-          <w:sz w:val="28"/>
-        </w:rPr>
-        <w:t>Особистий кабінет — лише для ролі Клієнт (CLIENT); доопрацювання інтерфейсу основних сторінок.</w:t>
-      </w:r>
-    </w:p>
-    <w:p>
-      <w:pPr>
-        <w:spacing w:after="0"/>
-        <w:jc w:val="center"/>
-      </w:pPr>
-      <w:r>
-        <w:drawing>
-          <wp:inline xmlns:a="http://schemas.openxmlformats.org/drawingml/2006/main" xmlns:pic="http://schemas.openxmlformats.org/drawingml/2006/picture">
-            <wp:extent cx="6480000" cy="3645000"/>
-            <wp:docPr id="8" name="Picture 8"/>
-            <wp:cNvGraphicFramePr>
-              <a:graphicFrameLocks noChangeAspect="1"/>
-            </wp:cNvGraphicFramePr>
-            <a:graphic>
-              <a:graphicData uri="http://schemas.openxmlformats.org/drawingml/2006/picture">
-                <pic:pic>
-                  <pic:nvPicPr>
-                    <pic:cNvPr id="0" name="07_login_quick.png"/>
-                    <pic:cNvPicPr/>
-                  </pic:nvPicPr>
-                  <pic:blipFill>
-                    <a:blip r:embed="rId16"/>
-                    <a:stretch>
-                      <a:fillRect/>
-                    </a:stretch>
-                  </pic:blipFill>
-                  <pic:spPr>
-                    <a:xfrm>
-                      <a:off x="0" y="0"/>
-                      <a:ext cx="6480000" cy="3645000"/>
-                    </a:xfrm>
-                    <a:prstGeom prst="rect"/>
-                  </pic:spPr>
-                </pic:pic>
-              </a:graphicData>
-            </a:graphic>
-          </wp:inline>
-        </w:drawing>
-      </w:r>
-    </w:p>
-    <w:p>
-      <w:pPr>
-        <w:spacing w:after="0"/>
-        <w:jc w:val="center"/>
-      </w:pPr>
-      <w:r>
-        <w:drawing>
-          <wp:inline xmlns:a="http://schemas.openxmlformats.org/drawingml/2006/main" xmlns:pic="http://schemas.openxmlformats.org/drawingml/2006/picture">
-            <wp:extent cx="6480000" cy="3645000"/>
-            <wp:docPr id="9" name="Picture 9"/>
-            <wp:cNvGraphicFramePr>
-              <a:graphicFrameLocks noChangeAspect="1"/>
-            </wp:cNvGraphicFramePr>
-            <a:graphic>
-              <a:graphicData uri="http://schemas.openxmlformats.org/drawingml/2006/picture">
-                <pic:pic>
-                  <pic:nvPicPr>
-                    <pic:cNvPr id="0" name="08_request_form_full.png"/>
-                    <pic:cNvPicPr/>
-                  </pic:nvPicPr>
-                  <pic:blipFill>
-                    <a:blip r:embed="rId17"/>
-                    <a:stretch>
-                      <a:fillRect/>
-                    </a:stretch>
-                  </pic:blipFill>
-                  <pic:spPr>
-                    <a:xfrm>
-                      <a:off x="0" y="0"/>
-                      <a:ext cx="6480000" cy="3645000"/>
-                    </a:xfrm>
-                    <a:prstGeom prst="rect"/>
-                  </pic:spPr>
-                </pic:pic>
-              </a:graphicData>
-            </a:graphic>
-          </wp:inline>
-        </w:drawing>
-      </w:r>
-    </w:p>
-    <w:p>
-      <w:pPr>
-        <w:spacing w:line="276" w:lineRule="auto" w:after="0"/>
-        <w:jc w:val="both"/>
-      </w:pPr>
-      <w:r>
-        <w:rPr>
-          <w:rFonts w:ascii="Times New Roman" w:hAnsi="Times New Roman" w:cs="Times New Roman"/>
-          <w:b w:val="0"/>
-          <w:sz w:val="28"/>
-        </w:rPr>
-        <w:t>Сторінка входу містить кнопки швидкого входу за демо-ролями, що полегшує перевірку прав доступу. Поля форм (наприклад, на сторінці створення заявки) займають повну ширину сторінки.</w:t>
-      </w:r>
-    </w:p>
-    <w:p>
-      <w:pPr>
-        <w:spacing w:after="0"/>
-        <w:jc w:val="center"/>
-      </w:pPr>
-      <w:r>
-        <w:drawing>
-          <wp:inline xmlns:a="http://schemas.openxmlformats.org/drawingml/2006/main" xmlns:pic="http://schemas.openxmlformats.org/drawingml/2006/picture">
-            <wp:extent cx="6480000" cy="3645000"/>
-            <wp:docPr id="10" name="Picture 10"/>
-            <wp:cNvGraphicFramePr>
-              <a:graphicFrameLocks noChangeAspect="1"/>
-            </wp:cNvGraphicFramePr>
-            <a:graphic>
-              <a:graphicData uri="http://schemas.openxmlformats.org/drawingml/2006/picture">
-                <pic:pic>
-                  <pic:nvPicPr>
-                    <pic:cNvPr id="0" name="10_dashboard.png"/>
-                    <pic:cNvPicPr/>
-                  </pic:nvPicPr>
-                  <pic:blipFill>
-                    <a:blip r:embed="rId18"/>
-                    <a:stretch>
-                      <a:fillRect/>
-                    </a:stretch>
-                  </pic:blipFill>
-                  <pic:spPr>
-                    <a:xfrm>
-                      <a:off x="0" y="0"/>
-                      <a:ext cx="6480000" cy="3645000"/>
-                    </a:xfrm>
-                    <a:prstGeom prst="rect"/>
-                  </pic:spPr>
-                </pic:pic>
-              </a:graphicData>
-            </a:graphic>
-          </wp:inline>
-        </w:drawing>
-      </w:r>
-    </w:p>
-    <w:p>
-      <w:pPr>
-        <w:spacing w:after="0"/>
-        <w:jc w:val="center"/>
-      </w:pPr>
-      <w:r>
-        <w:drawing>
-          <wp:inline xmlns:a="http://schemas.openxmlformats.org/drawingml/2006/main" xmlns:pic="http://schemas.openxmlformats.org/drawingml/2006/picture">
-            <wp:extent cx="6480000" cy="3645000"/>
-            <wp:docPr id="11" name="Picture 11"/>
-            <wp:cNvGraphicFramePr>
-              <a:graphicFrameLocks noChangeAspect="1"/>
-            </wp:cNvGraphicFramePr>
-            <a:graphic>
-              <a:graphicData uri="http://schemas.openxmlformats.org/drawingml/2006/picture">
-                <pic:pic>
-                  <pic:nvPicPr>
-                    <pic:cNvPr id="0" name="11_cabinet_client.png"/>
-                    <pic:cNvPicPr/>
-                  </pic:nvPicPr>
-                  <pic:blipFill>
-                    <a:blip r:embed="rId19"/>
-                    <a:stretch>
-                      <a:fillRect/>
-                    </a:stretch>
-                  </pic:blipFill>
-                  <pic:spPr>
-                    <a:xfrm>
-                      <a:off x="0" y="0"/>
-                      <a:ext cx="6480000" cy="3645000"/>
-                    </a:xfrm>
-                    <a:prstGeom prst="rect"/>
-                  </pic:spPr>
-                </pic:pic>
-              </a:graphicData>
-            </a:graphic>
-          </wp:inline>
-        </w:drawing>
-      </w:r>
-    </w:p>
-    <w:p>
-      <w:pPr>
-        <w:spacing w:line="276" w:lineRule="auto" w:after="0"/>
-        <w:jc w:val="both"/>
-      </w:pPr>
-      <w:r>
-        <w:rPr>
-          <w:rFonts w:ascii="Times New Roman" w:hAnsi="Times New Roman" w:cs="Times New Roman"/>
-          <w:b w:val="0"/>
-          <w:sz w:val="28"/>
-        </w:rPr>
-        <w:t>Дашборд починається одразу з блоків статистики. У кабінеті клієнта — картки профілю та зміни пароля і блок «Мої замовлення» зі статистикою власних заявок за статусами; гостю, персоналу та відвідувачу замість кабінету редіректує на домашню сторінку.</w:t>
-      </w:r>
-    </w:p>
-    <w:p>
-      <w:pPr>
         <w:spacing w:line="276" w:lineRule="auto"/>
         <w:jc w:val="both"/>
       </w:pPr>
